--- a/Documentos Base/Sprint 4 documentacion/Sprint_04_Retrospectiva_ICARO_V2.docx
+++ b/Documentos Base/Sprint 4 documentacion/Sprint_04_Retrospectiva_ICARO_V2.docx
@@ -4,6 +4,7 @@
   <w:body>
     <w:p>
       <w:pPr>
+        <w:spacing w:after="0"/>
         <w:jc w:val="center"/>
       </w:pPr>
       <w:r>
@@ -17,6 +18,7 @@
     </w:p>
     <w:p>
       <w:pPr>
+        <w:spacing w:after="0"/>
         <w:jc w:val="center"/>
       </w:pPr>
       <w:r>
@@ -30,6 +32,7 @@
     </w:p>
     <w:p>
       <w:pPr>
+        <w:spacing w:after="0"/>
         <w:jc w:val="center"/>
       </w:pPr>
       <w:r>
@@ -38,7 +41,23 @@
           <w:color w:val="595959"/>
           <w:sz w:val="18"/>
         </w:rPr>
-        <w:t>Código: RET-SPR-04 | Versión: 2.0 | Fecha: 13/05/2026</w:t>
+        <w:t xml:space="preserve">Código: RET-SPR-04 | Versión: 2.0 | Fecha: </w:t>
+      </w:r>
+      <w:r>
+        <w:rPr>
+          <w:i/>
+          <w:color w:val="595959"/>
+          <w:sz w:val="18"/>
+        </w:rPr>
+        <w:t>09</w:t>
+      </w:r>
+      <w:r>
+        <w:rPr>
+          <w:i/>
+          <w:color w:val="595959"/>
+          <w:sz w:val="18"/>
+        </w:rPr>
+        <w:t>/05/2026</w:t>
       </w:r>
     </w:p>
     <w:p>
@@ -214,7 +233,13 @@
               <w:rPr>
                 <w:szCs w:val="28"/>
               </w:rPr>
-              <w:t>13/05/2026</w:t>
+              <w:t>09</w:t>
+            </w:r>
+            <w:r>
+              <w:rPr>
+                <w:szCs w:val="28"/>
+              </w:rPr>
+              <w:t>/05/2026</w:t>
             </w:r>
           </w:p>
         </w:tc>
@@ -348,15 +373,15 @@
         <w:tblLook w:val="04A0" w:firstRow="1" w:lastRow="0" w:firstColumn="1" w:lastColumn="0" w:noHBand="0" w:noVBand="1"/>
       </w:tblPr>
       <w:tblGrid>
-        <w:gridCol w:w="2160"/>
-        <w:gridCol w:w="2160"/>
-        <w:gridCol w:w="2160"/>
-        <w:gridCol w:w="2160"/>
+        <w:gridCol w:w="1101"/>
+        <w:gridCol w:w="1701"/>
+        <w:gridCol w:w="2976"/>
+        <w:gridCol w:w="2862"/>
       </w:tblGrid>
       <w:tr>
         <w:tc>
           <w:tcPr>
-            <w:tcW w:w="2160" w:type="dxa"/>
+            <w:tcW w:w="1101" w:type="dxa"/>
             <w:shd w:val="clear" w:color="auto" w:fill="1F3864"/>
           </w:tcPr>
           <w:p>
@@ -376,7 +401,7 @@
         </w:tc>
         <w:tc>
           <w:tcPr>
-            <w:tcW w:w="2160" w:type="dxa"/>
+            <w:tcW w:w="1701" w:type="dxa"/>
             <w:shd w:val="clear" w:color="auto" w:fill="1F3864"/>
           </w:tcPr>
           <w:p>
@@ -396,7 +421,7 @@
         </w:tc>
         <w:tc>
           <w:tcPr>
-            <w:tcW w:w="2160" w:type="dxa"/>
+            <w:tcW w:w="2976" w:type="dxa"/>
             <w:shd w:val="clear" w:color="auto" w:fill="1F3864"/>
           </w:tcPr>
           <w:p>
@@ -416,7 +441,7 @@
         </w:tc>
         <w:tc>
           <w:tcPr>
-            <w:tcW w:w="2160" w:type="dxa"/>
+            <w:tcW w:w="2862" w:type="dxa"/>
             <w:shd w:val="clear" w:color="auto" w:fill="1F3864"/>
           </w:tcPr>
           <w:p>
@@ -438,7 +463,7 @@
       <w:tr>
         <w:tc>
           <w:tcPr>
-            <w:tcW w:w="2160" w:type="dxa"/>
+            <w:tcW w:w="1101" w:type="dxa"/>
           </w:tcPr>
           <w:p>
             <w:pPr>
@@ -456,25 +481,31 @@
         </w:tc>
         <w:tc>
           <w:tcPr>
-            <w:tcW w:w="2160" w:type="dxa"/>
-          </w:tcPr>
-          <w:p>
-            <w:pPr>
-              <w:rPr>
-                <w:szCs w:val="28"/>
-              </w:rPr>
-            </w:pPr>
-            <w:r>
-              <w:rPr>
-                <w:szCs w:val="28"/>
-              </w:rPr>
-              <w:t>10/05/2026</w:t>
-            </w:r>
-          </w:p>
-        </w:tc>
-        <w:tc>
-          <w:tcPr>
-            <w:tcW w:w="2160" w:type="dxa"/>
+            <w:tcW w:w="1701" w:type="dxa"/>
+          </w:tcPr>
+          <w:p>
+            <w:pPr>
+              <w:rPr>
+                <w:szCs w:val="28"/>
+              </w:rPr>
+            </w:pPr>
+            <w:r>
+              <w:rPr>
+                <w:szCs w:val="28"/>
+              </w:rPr>
+              <w:t>07</w:t>
+            </w:r>
+            <w:r>
+              <w:rPr>
+                <w:szCs w:val="28"/>
+              </w:rPr>
+              <w:t>/05/2026</w:t>
+            </w:r>
+          </w:p>
+        </w:tc>
+        <w:tc>
+          <w:tcPr>
+            <w:tcW w:w="2976" w:type="dxa"/>
           </w:tcPr>
           <w:p>
             <w:pPr>
@@ -492,7 +523,7 @@
         </w:tc>
         <w:tc>
           <w:tcPr>
-            <w:tcW w:w="2160" w:type="dxa"/>
+            <w:tcW w:w="2862" w:type="dxa"/>
           </w:tcPr>
           <w:p>
             <w:pPr>
@@ -512,7 +543,7 @@
       <w:tr>
         <w:tc>
           <w:tcPr>
-            <w:tcW w:w="2160" w:type="dxa"/>
+            <w:tcW w:w="1101" w:type="dxa"/>
           </w:tcPr>
           <w:p>
             <w:pPr>
@@ -530,25 +561,31 @@
         </w:tc>
         <w:tc>
           <w:tcPr>
-            <w:tcW w:w="2160" w:type="dxa"/>
-          </w:tcPr>
-          <w:p>
-            <w:pPr>
-              <w:rPr>
-                <w:szCs w:val="28"/>
-              </w:rPr>
-            </w:pPr>
-            <w:r>
-              <w:rPr>
-                <w:szCs w:val="28"/>
-              </w:rPr>
-              <w:t>13/05/2026</w:t>
-            </w:r>
-          </w:p>
-        </w:tc>
-        <w:tc>
-          <w:tcPr>
-            <w:tcW w:w="2160" w:type="dxa"/>
+            <w:tcW w:w="1701" w:type="dxa"/>
+          </w:tcPr>
+          <w:p>
+            <w:pPr>
+              <w:rPr>
+                <w:szCs w:val="28"/>
+              </w:rPr>
+            </w:pPr>
+            <w:r>
+              <w:rPr>
+                <w:szCs w:val="28"/>
+              </w:rPr>
+              <w:t>09</w:t>
+            </w:r>
+            <w:r>
+              <w:rPr>
+                <w:szCs w:val="28"/>
+              </w:rPr>
+              <w:t>/05/2026</w:t>
+            </w:r>
+          </w:p>
+        </w:tc>
+        <w:tc>
+          <w:tcPr>
+            <w:tcW w:w="2976" w:type="dxa"/>
           </w:tcPr>
           <w:p>
             <w:pPr>
@@ -566,7 +603,7 @@
         </w:tc>
         <w:tc>
           <w:tcPr>
-            <w:tcW w:w="2160" w:type="dxa"/>
+            <w:tcW w:w="2862" w:type="dxa"/>
           </w:tcPr>
           <w:p>
             <w:pPr>
@@ -599,13 +636,13 @@
         <w:tblLook w:val="04A0" w:firstRow="1" w:lastRow="0" w:firstColumn="1" w:lastColumn="0" w:noHBand="0" w:noVBand="1"/>
       </w:tblPr>
       <w:tblGrid>
-        <w:gridCol w:w="4320"/>
-        <w:gridCol w:w="4320"/>
+        <w:gridCol w:w="2660"/>
+        <w:gridCol w:w="5980"/>
       </w:tblGrid>
       <w:tr>
         <w:tc>
           <w:tcPr>
-            <w:tcW w:w="4320" w:type="dxa"/>
+            <w:tcW w:w="2660" w:type="dxa"/>
             <w:shd w:val="clear" w:color="auto" w:fill="D9E1F2"/>
           </w:tcPr>
           <w:p>
@@ -625,7 +662,7 @@
         </w:tc>
         <w:tc>
           <w:tcPr>
-            <w:tcW w:w="4320" w:type="dxa"/>
+            <w:tcW w:w="5980" w:type="dxa"/>
           </w:tcPr>
           <w:p>
             <w:pPr>
@@ -645,7 +682,7 @@
       <w:tr>
         <w:tc>
           <w:tcPr>
-            <w:tcW w:w="4320" w:type="dxa"/>
+            <w:tcW w:w="2660" w:type="dxa"/>
             <w:shd w:val="clear" w:color="auto" w:fill="D9E1F2"/>
           </w:tcPr>
           <w:p>
@@ -665,7 +702,7 @@
         </w:tc>
         <w:tc>
           <w:tcPr>
-            <w:tcW w:w="4320" w:type="dxa"/>
+            <w:tcW w:w="5980" w:type="dxa"/>
           </w:tcPr>
           <w:p>
             <w:pPr>
@@ -685,7 +722,7 @@
       <w:tr>
         <w:tc>
           <w:tcPr>
-            <w:tcW w:w="4320" w:type="dxa"/>
+            <w:tcW w:w="2660" w:type="dxa"/>
             <w:shd w:val="clear" w:color="auto" w:fill="D9E1F2"/>
           </w:tcPr>
           <w:p>
@@ -705,7 +742,7 @@
         </w:tc>
         <w:tc>
           <w:tcPr>
-            <w:tcW w:w="4320" w:type="dxa"/>
+            <w:tcW w:w="5980" w:type="dxa"/>
           </w:tcPr>
           <w:p>
             <w:pPr>
@@ -725,7 +762,7 @@
       <w:tr>
         <w:tc>
           <w:tcPr>
-            <w:tcW w:w="4320" w:type="dxa"/>
+            <w:tcW w:w="2660" w:type="dxa"/>
             <w:shd w:val="clear" w:color="auto" w:fill="D9E1F2"/>
           </w:tcPr>
           <w:p>
@@ -745,7 +782,7 @@
         </w:tc>
         <w:tc>
           <w:tcPr>
-            <w:tcW w:w="4320" w:type="dxa"/>
+            <w:tcW w:w="5980" w:type="dxa"/>
           </w:tcPr>
           <w:p>
             <w:pPr>
@@ -765,7 +802,7 @@
       <w:tr>
         <w:tc>
           <w:tcPr>
-            <w:tcW w:w="4320" w:type="dxa"/>
+            <w:tcW w:w="2660" w:type="dxa"/>
             <w:shd w:val="clear" w:color="auto" w:fill="D9E1F2"/>
           </w:tcPr>
           <w:p>
@@ -785,7 +822,7 @@
         </w:tc>
         <w:tc>
           <w:tcPr>
-            <w:tcW w:w="4320" w:type="dxa"/>
+            <w:tcW w:w="5980" w:type="dxa"/>
           </w:tcPr>
           <w:p>
             <w:pPr>
@@ -805,7 +842,7 @@
       <w:tr>
         <w:tc>
           <w:tcPr>
-            <w:tcW w:w="4320" w:type="dxa"/>
+            <w:tcW w:w="2660" w:type="dxa"/>
             <w:shd w:val="clear" w:color="auto" w:fill="D9E1F2"/>
           </w:tcPr>
           <w:p>
@@ -825,7 +862,7 @@
         </w:tc>
         <w:tc>
           <w:tcPr>
-            <w:tcW w:w="4320" w:type="dxa"/>
+            <w:tcW w:w="5980" w:type="dxa"/>
           </w:tcPr>
           <w:p>
             <w:pPr>
@@ -845,7 +882,7 @@
       <w:tr>
         <w:tc>
           <w:tcPr>
-            <w:tcW w:w="4320" w:type="dxa"/>
+            <w:tcW w:w="2660" w:type="dxa"/>
             <w:shd w:val="clear" w:color="auto" w:fill="D9E1F2"/>
           </w:tcPr>
           <w:p>
@@ -865,7 +902,7 @@
         </w:tc>
         <w:tc>
           <w:tcPr>
-            <w:tcW w:w="4320" w:type="dxa"/>
+            <w:tcW w:w="5980" w:type="dxa"/>
           </w:tcPr>
           <w:p>
             <w:pPr>
@@ -923,13 +960,55 @@
         <w:tblLook w:val="04A0" w:firstRow="1" w:lastRow="0" w:firstColumn="1" w:lastColumn="0" w:noHBand="0" w:noVBand="1"/>
       </w:tblPr>
       <w:tblGrid>
-        <w:gridCol w:w="2880"/>
-        <w:gridCol w:w="2880"/>
+        <w:gridCol w:w="2235"/>
+        <w:gridCol w:w="3525"/>
         <w:gridCol w:w="2880"/>
       </w:tblGrid>
       <w:tr>
         <w:tc>
           <w:tcPr>
+            <w:tcW w:w="2235" w:type="dxa"/>
+            <w:shd w:val="clear" w:color="auto" w:fill="1F3864"/>
+          </w:tcPr>
+          <w:p>
+            <w:pPr>
+              <w:rPr>
+                <w:szCs w:val="28"/>
+              </w:rPr>
+            </w:pPr>
+            <w:r>
+              <w:rPr>
+                <w:b/>
+                <w:color w:val="FFFFFF"/>
+                <w:szCs w:val="28"/>
+              </w:rPr>
+              <w:t>Rol</w:t>
+            </w:r>
+          </w:p>
+        </w:tc>
+        <w:tc>
+          <w:tcPr>
+            <w:tcW w:w="3525" w:type="dxa"/>
+            <w:shd w:val="clear" w:color="auto" w:fill="1F3864"/>
+          </w:tcPr>
+          <w:p>
+            <w:pPr>
+              <w:rPr>
+                <w:szCs w:val="28"/>
+              </w:rPr>
+            </w:pPr>
+            <w:r>
+              <w:rPr>
+                <w:b/>
+                <w:color w:val="FFFFFF"/>
+                <w:szCs w:val="28"/>
+              </w:rPr>
+              <w:t>Nombre</w:t>
+            </w:r>
+          </w:p>
+        </w:tc>
+        <w:tc>
+          <w:tcPr>
             <w:tcW w:w="2880" w:type="dxa"/>
             <w:shd w:val="clear" w:color="auto" w:fill="1F3864"/>
           </w:tcPr>
@@ -945,48 +1024,6 @@
                 <w:color w:val="FFFFFF"/>
                 <w:szCs w:val="28"/>
               </w:rPr>
-              <w:t>Rol</w:t>
-            </w:r>
-          </w:p>
-        </w:tc>
-        <w:tc>
-          <w:tcPr>
-            <w:tcW w:w="2880" w:type="dxa"/>
-            <w:shd w:val="clear" w:color="auto" w:fill="1F3864"/>
-          </w:tcPr>
-          <w:p>
-            <w:pPr>
-              <w:rPr>
-                <w:szCs w:val="28"/>
-              </w:rPr>
-            </w:pPr>
-            <w:r>
-              <w:rPr>
-                <w:b/>
-                <w:color w:val="FFFFFF"/>
-                <w:szCs w:val="28"/>
-              </w:rPr>
-              <w:t>Nombre</w:t>
-            </w:r>
-          </w:p>
-        </w:tc>
-        <w:tc>
-          <w:tcPr>
-            <w:tcW w:w="2880" w:type="dxa"/>
-            <w:shd w:val="clear" w:color="auto" w:fill="1F3864"/>
-          </w:tcPr>
-          <w:p>
-            <w:pPr>
-              <w:rPr>
-                <w:szCs w:val="28"/>
-              </w:rPr>
-            </w:pPr>
-            <w:r>
-              <w:rPr>
-                <w:b/>
-                <w:color w:val="FFFFFF"/>
-                <w:szCs w:val="28"/>
-              </w:rPr>
               <w:t>Participación</w:t>
             </w:r>
           </w:p>
@@ -995,7 +1032,7 @@
       <w:tr>
         <w:tc>
           <w:tcPr>
-            <w:tcW w:w="2880" w:type="dxa"/>
+            <w:tcW w:w="2235" w:type="dxa"/>
             <w:shd w:val="clear" w:color="auto" w:fill="D9E1F2"/>
           </w:tcPr>
           <w:p>
@@ -1016,7 +1053,7 @@
         </w:tc>
         <w:tc>
           <w:tcPr>
-            <w:tcW w:w="2880" w:type="dxa"/>
+            <w:tcW w:w="3525" w:type="dxa"/>
           </w:tcPr>
           <w:p>
             <w:pPr>
@@ -1056,7 +1093,7 @@
       <w:tr>
         <w:tc>
           <w:tcPr>
-            <w:tcW w:w="2880" w:type="dxa"/>
+            <w:tcW w:w="2235" w:type="dxa"/>
             <w:shd w:val="clear" w:color="auto" w:fill="D9E1F2"/>
           </w:tcPr>
           <w:p>
@@ -1077,6 +1114,25 @@
         </w:tc>
         <w:tc>
           <w:tcPr>
+            <w:tcW w:w="3525" w:type="dxa"/>
+          </w:tcPr>
+          <w:p>
+            <w:pPr>
+              <w:rPr>
+                <w:szCs w:val="28"/>
+              </w:rPr>
+            </w:pPr>
+            <w:r>
+              <w:rPr>
+                <w:color w:val="000000"/>
+                <w:szCs w:val="28"/>
+              </w:rPr>
+              <w:t>Ivan Santiago Pulgar Leon</w:t>
+            </w:r>
+          </w:p>
+        </w:tc>
+        <w:tc>
+          <w:tcPr>
             <w:tcW w:w="2880" w:type="dxa"/>
           </w:tcPr>
           <w:p>
@@ -1090,34 +1146,7 @@
                 <w:color w:val="000000"/>
                 <w:szCs w:val="28"/>
               </w:rPr>
-              <w:t>Ivan Santiago Pulgar Leon</w:t>
-            </w:r>
-          </w:p>
-        </w:tc>
-        <w:tc>
-          <w:tcPr>
-            <w:tcW w:w="2880" w:type="dxa"/>
-          </w:tcPr>
-          <w:p>
-            <w:pPr>
-              <w:rPr>
-                <w:szCs w:val="28"/>
-              </w:rPr>
-            </w:pPr>
-            <w:r>
-              <w:rPr>
-                <w:color w:val="000000"/>
-                <w:szCs w:val="28"/>
-              </w:rPr>
-              <w:t xml:space="preserve">Validó criterios de aceptación y priorizó el </w:t>
-            </w:r>
-            <w:r>
-              <w:rPr>
-                <w:color w:val="000000"/>
-                <w:szCs w:val="28"/>
-              </w:rPr>
-              <w:lastRenderedPageBreak/>
-              <w:t>backlog.</w:t>
+              <w:t>Validó criterios de aceptación y priorizó el backlog.</w:t>
             </w:r>
           </w:p>
         </w:tc>
@@ -1125,7 +1154,7 @@
       <w:tr>
         <w:tc>
           <w:tcPr>
-            <w:tcW w:w="2880" w:type="dxa"/>
+            <w:tcW w:w="2235" w:type="dxa"/>
             <w:shd w:val="clear" w:color="auto" w:fill="D9E1F2"/>
           </w:tcPr>
           <w:p>
@@ -1140,27 +1169,27 @@
                 <w:color w:val="000000"/>
                 <w:szCs w:val="28"/>
               </w:rPr>
-              <w:lastRenderedPageBreak/>
               <w:t>Equipo de desarrollo</w:t>
             </w:r>
           </w:p>
         </w:tc>
         <w:tc>
           <w:tcPr>
-            <w:tcW w:w="2880" w:type="dxa"/>
-          </w:tcPr>
-          <w:p>
-            <w:pPr>
-              <w:rPr>
-                <w:szCs w:val="28"/>
-              </w:rPr>
-            </w:pPr>
-            <w:r>
-              <w:rPr>
+            <w:tcW w:w="3525" w:type="dxa"/>
+            <w:vAlign w:val="center"/>
+          </w:tcPr>
+          <w:p>
+            <w:pPr>
+              <w:rPr>
+                <w:szCs w:val="28"/>
+              </w:rPr>
+            </w:pPr>
+            <w:r>
+              <w:rPr>
+                <w:rFonts w:ascii="Calibri" w:hAnsi="Calibri"/>
                 <w:color w:val="000000"/>
-                <w:szCs w:val="28"/>
-              </w:rPr>
-              <w:t>[Equipo de desarrollo ICARO]</w:t>
+              </w:rPr>
+              <w:t>Isaac Sebastian Castro Muesmueran / Ivan Santiago Pulgar Leon</w:t>
             </w:r>
           </w:p>
         </w:tc>
@@ -1201,7 +1230,7 @@
       </w:tblPr>
       <w:tblGrid>
         <w:gridCol w:w="4077"/>
-        <w:gridCol w:w="1195"/>
+        <w:gridCol w:w="1092"/>
         <w:gridCol w:w="3570"/>
       </w:tblGrid>
       <w:tr>
@@ -1341,7 +1370,15 @@
                 <w:color w:val="000000"/>
                 <w:szCs w:val="28"/>
               </w:rPr>
-              <w:t>Funcionalidad desplegada en entorno Docker Compose.</w:t>
+              <w:t xml:space="preserve">Funcionalidad desplegada en entorno </w:t>
+            </w:r>
+            <w:r>
+              <w:rPr>
+                <w:color w:val="000000"/>
+                <w:szCs w:val="28"/>
+              </w:rPr>
+              <w:lastRenderedPageBreak/>
+              <w:t>Docker Compose.</w:t>
             </w:r>
           </w:p>
         </w:tc>
@@ -1362,6 +1399,7 @@
                 <w:color w:val="000000"/>
                 <w:szCs w:val="28"/>
               </w:rPr>
+              <w:lastRenderedPageBreak/>
               <w:t>Si</w:t>
             </w:r>
           </w:p>
@@ -1712,14 +1750,14 @@
         <w:tblLook w:val="04A0" w:firstRow="1" w:lastRow="0" w:firstColumn="1" w:lastColumn="0" w:noHBand="0" w:noVBand="1"/>
       </w:tblPr>
       <w:tblGrid>
-        <w:gridCol w:w="572"/>
-        <w:gridCol w:w="1636"/>
-        <w:gridCol w:w="670"/>
-        <w:gridCol w:w="1179"/>
-        <w:gridCol w:w="658"/>
-        <w:gridCol w:w="652"/>
-        <w:gridCol w:w="1319"/>
-        <w:gridCol w:w="2170"/>
+        <w:gridCol w:w="764"/>
+        <w:gridCol w:w="1472"/>
+        <w:gridCol w:w="792"/>
+        <w:gridCol w:w="1085"/>
+        <w:gridCol w:w="792"/>
+        <w:gridCol w:w="792"/>
+        <w:gridCol w:w="1212"/>
+        <w:gridCol w:w="1947"/>
       </w:tblGrid>
       <w:tr>
         <w:tc>
@@ -1728,10 +1766,18 @@
             <w:shd w:val="clear" w:color="auto" w:fill="1F3864"/>
           </w:tcPr>
           <w:p>
+            <w:pPr>
+              <w:rPr>
+                <w:sz w:val="20"/>
+                <w:szCs w:val="20"/>
+              </w:rPr>
+            </w:pPr>
             <w:r>
               <w:rPr>
                 <w:b/>
                 <w:color w:val="FFFFFF"/>
+                <w:sz w:val="20"/>
+                <w:szCs w:val="20"/>
               </w:rPr>
               <w:t>ID</w:t>
             </w:r>
@@ -1743,10 +1789,18 @@
             <w:shd w:val="clear" w:color="auto" w:fill="1F3864"/>
           </w:tcPr>
           <w:p>
+            <w:pPr>
+              <w:rPr>
+                <w:sz w:val="20"/>
+                <w:szCs w:val="20"/>
+              </w:rPr>
+            </w:pPr>
             <w:r>
               <w:rPr>
                 <w:b/>
                 <w:color w:val="FFFFFF"/>
+                <w:sz w:val="20"/>
+                <w:szCs w:val="20"/>
               </w:rPr>
               <w:t>Historia / Tarea</w:t>
             </w:r>
@@ -1758,10 +1812,18 @@
             <w:shd w:val="clear" w:color="auto" w:fill="1F3864"/>
           </w:tcPr>
           <w:p>
+            <w:pPr>
+              <w:rPr>
+                <w:sz w:val="20"/>
+                <w:szCs w:val="20"/>
+              </w:rPr>
+            </w:pPr>
             <w:r>
               <w:rPr>
                 <w:b/>
                 <w:color w:val="FFFFFF"/>
+                <w:sz w:val="20"/>
+                <w:szCs w:val="20"/>
               </w:rPr>
               <w:t>Tipo</w:t>
             </w:r>
@@ -1773,10 +1835,18 @@
             <w:shd w:val="clear" w:color="auto" w:fill="1F3864"/>
           </w:tcPr>
           <w:p>
+            <w:pPr>
+              <w:rPr>
+                <w:sz w:val="20"/>
+                <w:szCs w:val="20"/>
+              </w:rPr>
+            </w:pPr>
             <w:r>
               <w:rPr>
                 <w:b/>
                 <w:color w:val="FFFFFF"/>
+                <w:sz w:val="20"/>
+                <w:szCs w:val="20"/>
               </w:rPr>
               <w:t>Módulo</w:t>
             </w:r>
@@ -1788,10 +1858,18 @@
             <w:shd w:val="clear" w:color="auto" w:fill="1F3864"/>
           </w:tcPr>
           <w:p>
+            <w:pPr>
+              <w:rPr>
+                <w:sz w:val="20"/>
+                <w:szCs w:val="20"/>
+              </w:rPr>
+            </w:pPr>
             <w:r>
               <w:rPr>
                 <w:b/>
                 <w:color w:val="FFFFFF"/>
+                <w:sz w:val="20"/>
+                <w:szCs w:val="20"/>
               </w:rPr>
               <w:t>SP Plan</w:t>
             </w:r>
@@ -1803,10 +1881,18 @@
             <w:shd w:val="clear" w:color="auto" w:fill="1F3864"/>
           </w:tcPr>
           <w:p>
+            <w:pPr>
+              <w:rPr>
+                <w:sz w:val="20"/>
+                <w:szCs w:val="20"/>
+              </w:rPr>
+            </w:pPr>
             <w:r>
               <w:rPr>
                 <w:b/>
                 <w:color w:val="FFFFFF"/>
+                <w:sz w:val="20"/>
+                <w:szCs w:val="20"/>
               </w:rPr>
               <w:t>SP Real</w:t>
             </w:r>
@@ -1818,10 +1904,18 @@
             <w:shd w:val="clear" w:color="auto" w:fill="1F3864"/>
           </w:tcPr>
           <w:p>
+            <w:pPr>
+              <w:rPr>
+                <w:sz w:val="20"/>
+                <w:szCs w:val="20"/>
+              </w:rPr>
+            </w:pPr>
             <w:r>
               <w:rPr>
                 <w:b/>
                 <w:color w:val="FFFFFF"/>
+                <w:sz w:val="20"/>
+                <w:szCs w:val="20"/>
               </w:rPr>
               <w:t>Estado</w:t>
             </w:r>
@@ -1833,10 +1927,18 @@
             <w:shd w:val="clear" w:color="auto" w:fill="1F3864"/>
           </w:tcPr>
           <w:p>
+            <w:pPr>
+              <w:rPr>
+                <w:sz w:val="20"/>
+                <w:szCs w:val="20"/>
+              </w:rPr>
+            </w:pPr>
             <w:r>
               <w:rPr>
                 <w:b/>
                 <w:color w:val="FFFFFF"/>
+                <w:sz w:val="20"/>
+                <w:szCs w:val="20"/>
               </w:rPr>
               <w:t>Criterios de aceptación verificados</w:t>
             </w:r>
@@ -1850,9 +1952,17 @@
             <w:shd w:val="clear" w:color="auto" w:fill="F2F2F2"/>
           </w:tcPr>
           <w:p>
+            <w:pPr>
+              <w:rPr>
+                <w:sz w:val="20"/>
+                <w:szCs w:val="20"/>
+              </w:rPr>
+            </w:pPr>
             <w:r>
               <w:rPr>
                 <w:color w:val="000000"/>
+                <w:sz w:val="20"/>
+                <w:szCs w:val="20"/>
               </w:rPr>
               <w:t>HU-12</w:t>
             </w:r>
@@ -1864,9 +1974,17 @@
             <w:shd w:val="clear" w:color="auto" w:fill="F2F2F2"/>
           </w:tcPr>
           <w:p>
+            <w:pPr>
+              <w:rPr>
+                <w:sz w:val="20"/>
+                <w:szCs w:val="20"/>
+              </w:rPr>
+            </w:pPr>
             <w:r>
               <w:rPr>
                 <w:color w:val="000000"/>
+                <w:sz w:val="20"/>
+                <w:szCs w:val="20"/>
               </w:rPr>
               <w:t>Crear requerimiento de compra con líneas de detalle</w:t>
             </w:r>
@@ -1878,9 +1996,17 @@
             <w:shd w:val="clear" w:color="auto" w:fill="F2F2F2"/>
           </w:tcPr>
           <w:p>
+            <w:pPr>
+              <w:rPr>
+                <w:sz w:val="20"/>
+                <w:szCs w:val="20"/>
+              </w:rPr>
+            </w:pPr>
             <w:r>
               <w:rPr>
                 <w:color w:val="000000"/>
+                <w:sz w:val="20"/>
+                <w:szCs w:val="20"/>
               </w:rPr>
               <w:t>HU</w:t>
             </w:r>
@@ -1892,9 +2018,17 @@
             <w:shd w:val="clear" w:color="auto" w:fill="F2F2F2"/>
           </w:tcPr>
           <w:p>
+            <w:pPr>
+              <w:rPr>
+                <w:sz w:val="20"/>
+                <w:szCs w:val="20"/>
+              </w:rPr>
+            </w:pPr>
             <w:r>
               <w:rPr>
                 <w:color w:val="000000"/>
+                <w:sz w:val="20"/>
+                <w:szCs w:val="20"/>
               </w:rPr>
               <w:t>Compras</w:t>
             </w:r>
@@ -1906,9 +2040,17 @@
             <w:shd w:val="clear" w:color="auto" w:fill="F2F2F2"/>
           </w:tcPr>
           <w:p>
+            <w:pPr>
+              <w:rPr>
+                <w:sz w:val="20"/>
+                <w:szCs w:val="20"/>
+              </w:rPr>
+            </w:pPr>
             <w:r>
               <w:rPr>
                 <w:color w:val="000000"/>
+                <w:sz w:val="20"/>
+                <w:szCs w:val="20"/>
               </w:rPr>
               <w:t>5</w:t>
             </w:r>
@@ -1920,9 +2062,17 @@
             <w:shd w:val="clear" w:color="auto" w:fill="F2F2F2"/>
           </w:tcPr>
           <w:p>
+            <w:pPr>
+              <w:rPr>
+                <w:sz w:val="20"/>
+                <w:szCs w:val="20"/>
+              </w:rPr>
+            </w:pPr>
             <w:r>
               <w:rPr>
                 <w:color w:val="000000"/>
+                <w:sz w:val="20"/>
+                <w:szCs w:val="20"/>
               </w:rPr>
               <w:t>5</w:t>
             </w:r>
@@ -1934,9 +2084,17 @@
             <w:shd w:val="clear" w:color="auto" w:fill="E2EFDA"/>
           </w:tcPr>
           <w:p>
+            <w:pPr>
+              <w:rPr>
+                <w:sz w:val="20"/>
+                <w:szCs w:val="20"/>
+              </w:rPr>
+            </w:pPr>
             <w:r>
               <w:rPr>
                 <w:color w:val="000000"/>
+                <w:sz w:val="20"/>
+                <w:szCs w:val="20"/>
               </w:rPr>
               <w:t>Completado</w:t>
             </w:r>
@@ -1948,9 +2106,17 @@
             <w:shd w:val="clear" w:color="auto" w:fill="F2F2F2"/>
           </w:tcPr>
           <w:p>
+            <w:pPr>
+              <w:rPr>
+                <w:sz w:val="20"/>
+                <w:szCs w:val="20"/>
+              </w:rPr>
+            </w:pPr>
             <w:r>
               <w:rPr>
                 <w:color w:val="000000"/>
+                <w:sz w:val="20"/>
+                <w:szCs w:val="20"/>
               </w:rPr>
               <w:t>Admin y Residente pueden crear requerimientos. Bodeguero/Contador reciben 403.</w:t>
             </w:r>
@@ -1964,9 +2130,17 @@
             <w:shd w:val="clear" w:color="auto" w:fill="FFFFFF"/>
           </w:tcPr>
           <w:p>
+            <w:pPr>
+              <w:rPr>
+                <w:sz w:val="20"/>
+                <w:szCs w:val="20"/>
+              </w:rPr>
+            </w:pPr>
             <w:r>
               <w:rPr>
                 <w:color w:val="000000"/>
+                <w:sz w:val="20"/>
+                <w:szCs w:val="20"/>
               </w:rPr>
               <w:t>HU-13</w:t>
             </w:r>
@@ -1978,9 +2152,17 @@
             <w:shd w:val="clear" w:color="auto" w:fill="FFFFFF"/>
           </w:tcPr>
           <w:p>
+            <w:pPr>
+              <w:rPr>
+                <w:sz w:val="20"/>
+                <w:szCs w:val="20"/>
+              </w:rPr>
+            </w:pPr>
             <w:r>
               <w:rPr>
                 <w:color w:val="000000"/>
+                <w:sz w:val="20"/>
+                <w:szCs w:val="20"/>
               </w:rPr>
               <w:t>Aprobar requerimiento de compra (estado APROBADO)</w:t>
             </w:r>
@@ -1992,9 +2174,17 @@
             <w:shd w:val="clear" w:color="auto" w:fill="FFFFFF"/>
           </w:tcPr>
           <w:p>
+            <w:pPr>
+              <w:rPr>
+                <w:sz w:val="20"/>
+                <w:szCs w:val="20"/>
+              </w:rPr>
+            </w:pPr>
             <w:r>
               <w:rPr>
                 <w:color w:val="000000"/>
+                <w:sz w:val="20"/>
+                <w:szCs w:val="20"/>
               </w:rPr>
               <w:t>HU</w:t>
             </w:r>
@@ -2006,9 +2196,17 @@
             <w:shd w:val="clear" w:color="auto" w:fill="FFFFFF"/>
           </w:tcPr>
           <w:p>
+            <w:pPr>
+              <w:rPr>
+                <w:sz w:val="20"/>
+                <w:szCs w:val="20"/>
+              </w:rPr>
+            </w:pPr>
             <w:r>
               <w:rPr>
                 <w:color w:val="000000"/>
+                <w:sz w:val="20"/>
+                <w:szCs w:val="20"/>
               </w:rPr>
               <w:t>Compras</w:t>
             </w:r>
@@ -2020,9 +2218,17 @@
             <w:shd w:val="clear" w:color="auto" w:fill="FFFFFF"/>
           </w:tcPr>
           <w:p>
+            <w:pPr>
+              <w:rPr>
+                <w:sz w:val="20"/>
+                <w:szCs w:val="20"/>
+              </w:rPr>
+            </w:pPr>
             <w:r>
               <w:rPr>
                 <w:color w:val="000000"/>
+                <w:sz w:val="20"/>
+                <w:szCs w:val="20"/>
               </w:rPr>
               <w:t>3</w:t>
             </w:r>
@@ -2034,9 +2240,17 @@
             <w:shd w:val="clear" w:color="auto" w:fill="FFFFFF"/>
           </w:tcPr>
           <w:p>
+            <w:pPr>
+              <w:rPr>
+                <w:sz w:val="20"/>
+                <w:szCs w:val="20"/>
+              </w:rPr>
+            </w:pPr>
             <w:r>
               <w:rPr>
                 <w:color w:val="000000"/>
+                <w:sz w:val="20"/>
+                <w:szCs w:val="20"/>
               </w:rPr>
               <w:t>3</w:t>
             </w:r>
@@ -2048,9 +2262,17 @@
             <w:shd w:val="clear" w:color="auto" w:fill="E2EFDA"/>
           </w:tcPr>
           <w:p>
+            <w:pPr>
+              <w:rPr>
+                <w:sz w:val="20"/>
+                <w:szCs w:val="20"/>
+              </w:rPr>
+            </w:pPr>
             <w:r>
               <w:rPr>
                 <w:color w:val="000000"/>
+                <w:sz w:val="20"/>
+                <w:szCs w:val="20"/>
               </w:rPr>
               <w:t>Completado</w:t>
             </w:r>
@@ -2062,9 +2284,17 @@
             <w:shd w:val="clear" w:color="auto" w:fill="FFFFFF"/>
           </w:tcPr>
           <w:p>
+            <w:pPr>
+              <w:rPr>
+                <w:sz w:val="20"/>
+                <w:szCs w:val="20"/>
+              </w:rPr>
+            </w:pPr>
             <w:r>
               <w:rPr>
                 <w:color w:val="000000"/>
+                <w:sz w:val="20"/>
+                <w:szCs w:val="20"/>
               </w:rPr>
               <w:t>Solo Admin y Presidente pueden aprobar. Estado cambia a APROBADO.</w:t>
             </w:r>
@@ -2078,9 +2308,17 @@
             <w:shd w:val="clear" w:color="auto" w:fill="F2F2F2"/>
           </w:tcPr>
           <w:p>
+            <w:pPr>
+              <w:rPr>
+                <w:sz w:val="20"/>
+                <w:szCs w:val="20"/>
+              </w:rPr>
+            </w:pPr>
             <w:r>
               <w:rPr>
                 <w:color w:val="000000"/>
+                <w:sz w:val="20"/>
+                <w:szCs w:val="20"/>
               </w:rPr>
               <w:t>HU-14</w:t>
             </w:r>
@@ -2092,9 +2330,17 @@
             <w:shd w:val="clear" w:color="auto" w:fill="F2F2F2"/>
           </w:tcPr>
           <w:p>
+            <w:pPr>
+              <w:rPr>
+                <w:sz w:val="20"/>
+                <w:szCs w:val="20"/>
+              </w:rPr>
+            </w:pPr>
             <w:r>
               <w:rPr>
                 <w:color w:val="000000"/>
+                <w:sz w:val="20"/>
+                <w:szCs w:val="20"/>
               </w:rPr>
               <w:t>Rechazar requerimiento de compra con justificación obligatoria</w:t>
             </w:r>
@@ -2106,9 +2352,17 @@
             <w:shd w:val="clear" w:color="auto" w:fill="F2F2F2"/>
           </w:tcPr>
           <w:p>
+            <w:pPr>
+              <w:rPr>
+                <w:sz w:val="20"/>
+                <w:szCs w:val="20"/>
+              </w:rPr>
+            </w:pPr>
             <w:r>
               <w:rPr>
                 <w:color w:val="000000"/>
+                <w:sz w:val="20"/>
+                <w:szCs w:val="20"/>
               </w:rPr>
               <w:t>HU</w:t>
             </w:r>
@@ -2120,9 +2374,17 @@
             <w:shd w:val="clear" w:color="auto" w:fill="F2F2F2"/>
           </w:tcPr>
           <w:p>
+            <w:pPr>
+              <w:rPr>
+                <w:sz w:val="20"/>
+                <w:szCs w:val="20"/>
+              </w:rPr>
+            </w:pPr>
             <w:r>
               <w:rPr>
                 <w:color w:val="000000"/>
+                <w:sz w:val="20"/>
+                <w:szCs w:val="20"/>
               </w:rPr>
               <w:t>Compras</w:t>
             </w:r>
@@ -2134,9 +2396,17 @@
             <w:shd w:val="clear" w:color="auto" w:fill="F2F2F2"/>
           </w:tcPr>
           <w:p>
+            <w:pPr>
+              <w:rPr>
+                <w:sz w:val="20"/>
+                <w:szCs w:val="20"/>
+              </w:rPr>
+            </w:pPr>
             <w:r>
               <w:rPr>
                 <w:color w:val="000000"/>
+                <w:sz w:val="20"/>
+                <w:szCs w:val="20"/>
               </w:rPr>
               <w:t>2</w:t>
             </w:r>
@@ -2148,9 +2418,17 @@
             <w:shd w:val="clear" w:color="auto" w:fill="F2F2F2"/>
           </w:tcPr>
           <w:p>
+            <w:pPr>
+              <w:rPr>
+                <w:sz w:val="20"/>
+                <w:szCs w:val="20"/>
+              </w:rPr>
+            </w:pPr>
             <w:r>
               <w:rPr>
                 <w:color w:val="000000"/>
+                <w:sz w:val="20"/>
+                <w:szCs w:val="20"/>
               </w:rPr>
               <w:t>2</w:t>
             </w:r>
@@ -2162,9 +2440,17 @@
             <w:shd w:val="clear" w:color="auto" w:fill="E2EFDA"/>
           </w:tcPr>
           <w:p>
+            <w:pPr>
+              <w:rPr>
+                <w:sz w:val="20"/>
+                <w:szCs w:val="20"/>
+              </w:rPr>
+            </w:pPr>
             <w:r>
               <w:rPr>
                 <w:color w:val="000000"/>
+                <w:sz w:val="20"/>
+                <w:szCs w:val="20"/>
               </w:rPr>
               <w:t>Completado</w:t>
             </w:r>
@@ -2176,9 +2462,17 @@
             <w:shd w:val="clear" w:color="auto" w:fill="F2F2F2"/>
           </w:tcPr>
           <w:p>
+            <w:pPr>
+              <w:rPr>
+                <w:sz w:val="20"/>
+                <w:szCs w:val="20"/>
+              </w:rPr>
+            </w:pPr>
             <w:r>
               <w:rPr>
                 <w:color w:val="000000"/>
+                <w:sz w:val="20"/>
+                <w:szCs w:val="20"/>
               </w:rPr>
               <w:t>Solo Admin y Presidente pueden rechazar con justificación obligatoria.</w:t>
             </w:r>
@@ -2192,9 +2486,17 @@
             <w:shd w:val="clear" w:color="auto" w:fill="FFFFFF"/>
           </w:tcPr>
           <w:p>
+            <w:pPr>
+              <w:rPr>
+                <w:sz w:val="20"/>
+                <w:szCs w:val="20"/>
+              </w:rPr>
+            </w:pPr>
             <w:r>
               <w:rPr>
                 <w:color w:val="000000"/>
+                <w:sz w:val="20"/>
+                <w:szCs w:val="20"/>
               </w:rPr>
               <w:t>HU-15</w:t>
             </w:r>
@@ -2206,9 +2508,17 @@
             <w:shd w:val="clear" w:color="auto" w:fill="FFFFFF"/>
           </w:tcPr>
           <w:p>
+            <w:pPr>
+              <w:rPr>
+                <w:sz w:val="20"/>
+                <w:szCs w:val="20"/>
+              </w:rPr>
+            </w:pPr>
             <w:r>
               <w:rPr>
                 <w:color w:val="000000"/>
+                <w:sz w:val="20"/>
+                <w:szCs w:val="20"/>
               </w:rPr>
               <w:t>Listar y consultar detalle de requerimientos por proyecto con filtros</w:t>
             </w:r>
@@ -2220,9 +2530,17 @@
             <w:shd w:val="clear" w:color="auto" w:fill="FFFFFF"/>
           </w:tcPr>
           <w:p>
+            <w:pPr>
+              <w:rPr>
+                <w:sz w:val="20"/>
+                <w:szCs w:val="20"/>
+              </w:rPr>
+            </w:pPr>
             <w:r>
               <w:rPr>
                 <w:color w:val="000000"/>
+                <w:sz w:val="20"/>
+                <w:szCs w:val="20"/>
               </w:rPr>
               <w:t>HU</w:t>
             </w:r>
@@ -2234,9 +2552,17 @@
             <w:shd w:val="clear" w:color="auto" w:fill="FFFFFF"/>
           </w:tcPr>
           <w:p>
+            <w:pPr>
+              <w:rPr>
+                <w:sz w:val="20"/>
+                <w:szCs w:val="20"/>
+              </w:rPr>
+            </w:pPr>
             <w:r>
               <w:rPr>
                 <w:color w:val="000000"/>
+                <w:sz w:val="20"/>
+                <w:szCs w:val="20"/>
               </w:rPr>
               <w:t>Compras</w:t>
             </w:r>
@@ -2248,9 +2574,17 @@
             <w:shd w:val="clear" w:color="auto" w:fill="FFFFFF"/>
           </w:tcPr>
           <w:p>
+            <w:pPr>
+              <w:rPr>
+                <w:sz w:val="20"/>
+                <w:szCs w:val="20"/>
+              </w:rPr>
+            </w:pPr>
             <w:r>
               <w:rPr>
                 <w:color w:val="000000"/>
+                <w:sz w:val="20"/>
+                <w:szCs w:val="20"/>
               </w:rPr>
               <w:t>5</w:t>
             </w:r>
@@ -2262,9 +2596,17 @@
             <w:shd w:val="clear" w:color="auto" w:fill="FFFFFF"/>
           </w:tcPr>
           <w:p>
+            <w:pPr>
+              <w:rPr>
+                <w:sz w:val="20"/>
+                <w:szCs w:val="20"/>
+              </w:rPr>
+            </w:pPr>
             <w:r>
               <w:rPr>
                 <w:color w:val="000000"/>
+                <w:sz w:val="20"/>
+                <w:szCs w:val="20"/>
               </w:rPr>
               <w:t>5</w:t>
             </w:r>
@@ -2276,9 +2618,17 @@
             <w:shd w:val="clear" w:color="auto" w:fill="E2EFDA"/>
           </w:tcPr>
           <w:p>
+            <w:pPr>
+              <w:rPr>
+                <w:sz w:val="20"/>
+                <w:szCs w:val="20"/>
+              </w:rPr>
+            </w:pPr>
             <w:r>
               <w:rPr>
                 <w:color w:val="000000"/>
+                <w:sz w:val="20"/>
+                <w:szCs w:val="20"/>
               </w:rPr>
               <w:t>Completado</w:t>
             </w:r>
@@ -2290,9 +2640,17 @@
             <w:shd w:val="clear" w:color="auto" w:fill="FFFFFF"/>
           </w:tcPr>
           <w:p>
+            <w:pPr>
+              <w:rPr>
+                <w:sz w:val="20"/>
+                <w:szCs w:val="20"/>
+              </w:rPr>
+            </w:pPr>
             <w:r>
               <w:rPr>
                 <w:color w:val="000000"/>
+                <w:sz w:val="20"/>
+                <w:szCs w:val="20"/>
               </w:rPr>
               <w:t>GET /requerimientos retorna lista filtrable por proyecto, estado y fecha.</w:t>
             </w:r>
@@ -2306,9 +2664,17 @@
             <w:shd w:val="clear" w:color="auto" w:fill="F2F2F2"/>
           </w:tcPr>
           <w:p>
+            <w:pPr>
+              <w:rPr>
+                <w:sz w:val="20"/>
+                <w:szCs w:val="20"/>
+              </w:rPr>
+            </w:pPr>
             <w:r>
               <w:rPr>
                 <w:color w:val="000000"/>
+                <w:sz w:val="20"/>
+                <w:szCs w:val="20"/>
               </w:rPr>
               <w:t>HT-09</w:t>
             </w:r>
@@ -2320,18 +2686,19 @@
             <w:shd w:val="clear" w:color="auto" w:fill="F2F2F2"/>
           </w:tcPr>
           <w:p>
+            <w:pPr>
+              <w:rPr>
+                <w:sz w:val="20"/>
+                <w:szCs w:val="20"/>
+              </w:rPr>
+            </w:pPr>
             <w:r>
               <w:rPr>
                 <w:color w:val="000000"/>
-              </w:rPr>
-              <w:t xml:space="preserve">Formalizar endpoint de reactivación </w:t>
-            </w:r>
-            <w:r>
-              <w:rPr>
-                <w:color w:val="000000"/>
-              </w:rPr>
-              <w:lastRenderedPageBreak/>
-              <w:t>de materiales (PUT /materiales/:id activo:true)</w:t>
+                <w:sz w:val="20"/>
+                <w:szCs w:val="20"/>
+              </w:rPr>
+              <w:t>Formalizar endpoint de reactivación de materiales (PUT /materiales/:id activo:true)</w:t>
             </w:r>
           </w:p>
         </w:tc>
@@ -2341,11 +2708,18 @@
             <w:shd w:val="clear" w:color="auto" w:fill="F2F2F2"/>
           </w:tcPr>
           <w:p>
+            <w:pPr>
+              <w:rPr>
+                <w:sz w:val="20"/>
+                <w:szCs w:val="20"/>
+              </w:rPr>
+            </w:pPr>
             <w:r>
               <w:rPr>
                 <w:color w:val="000000"/>
-              </w:rPr>
-              <w:lastRenderedPageBreak/>
+                <w:sz w:val="20"/>
+                <w:szCs w:val="20"/>
+              </w:rPr>
               <w:t>HT</w:t>
             </w:r>
           </w:p>
@@ -2356,9 +2730,17 @@
             <w:shd w:val="clear" w:color="auto" w:fill="F2F2F2"/>
           </w:tcPr>
           <w:p>
+            <w:pPr>
+              <w:rPr>
+                <w:sz w:val="20"/>
+                <w:szCs w:val="20"/>
+              </w:rPr>
+            </w:pPr>
             <w:r>
               <w:rPr>
                 <w:color w:val="000000"/>
+                <w:sz w:val="20"/>
+                <w:szCs w:val="20"/>
               </w:rPr>
               <w:t>Materiales</w:t>
             </w:r>
@@ -2370,9 +2752,17 @@
             <w:shd w:val="clear" w:color="auto" w:fill="F2F2F2"/>
           </w:tcPr>
           <w:p>
+            <w:pPr>
+              <w:rPr>
+                <w:sz w:val="20"/>
+                <w:szCs w:val="20"/>
+              </w:rPr>
+            </w:pPr>
             <w:r>
               <w:rPr>
                 <w:color w:val="000000"/>
+                <w:sz w:val="20"/>
+                <w:szCs w:val="20"/>
               </w:rPr>
               <w:t>2</w:t>
             </w:r>
@@ -2384,9 +2774,17 @@
             <w:shd w:val="clear" w:color="auto" w:fill="F2F2F2"/>
           </w:tcPr>
           <w:p>
+            <w:pPr>
+              <w:rPr>
+                <w:sz w:val="20"/>
+                <w:szCs w:val="20"/>
+              </w:rPr>
+            </w:pPr>
             <w:r>
               <w:rPr>
                 <w:color w:val="000000"/>
+                <w:sz w:val="20"/>
+                <w:szCs w:val="20"/>
               </w:rPr>
               <w:t>2</w:t>
             </w:r>
@@ -2398,9 +2796,17 @@
             <w:shd w:val="clear" w:color="auto" w:fill="E2EFDA"/>
           </w:tcPr>
           <w:p>
+            <w:pPr>
+              <w:rPr>
+                <w:sz w:val="20"/>
+                <w:szCs w:val="20"/>
+              </w:rPr>
+            </w:pPr>
             <w:r>
               <w:rPr>
                 <w:color w:val="000000"/>
+                <w:sz w:val="20"/>
+                <w:szCs w:val="20"/>
               </w:rPr>
               <w:t>Completado</w:t>
             </w:r>
@@ -2412,18 +2818,19 @@
             <w:shd w:val="clear" w:color="auto" w:fill="F2F2F2"/>
           </w:tcPr>
           <w:p>
+            <w:pPr>
+              <w:rPr>
+                <w:sz w:val="20"/>
+                <w:szCs w:val="20"/>
+              </w:rPr>
+            </w:pPr>
             <w:r>
               <w:rPr>
                 <w:color w:val="000000"/>
-              </w:rPr>
-              <w:t xml:space="preserve">PUT /materiales/:id con activo:true reactiva el material. </w:t>
-            </w:r>
-            <w:r>
-              <w:rPr>
-                <w:color w:val="000000"/>
-              </w:rPr>
-              <w:lastRenderedPageBreak/>
-              <w:t>Registro en auditoría.</w:t>
+                <w:sz w:val="20"/>
+                <w:szCs w:val="20"/>
+              </w:rPr>
+              <w:t>PUT /materiales/:id con activo:true reactiva el material. Registro en auditoría.</w:t>
             </w:r>
           </w:p>
         </w:tc>
@@ -2435,11 +2842,18 @@
             <w:shd w:val="clear" w:color="auto" w:fill="FFFFFF"/>
           </w:tcPr>
           <w:p>
+            <w:pPr>
+              <w:rPr>
+                <w:sz w:val="20"/>
+                <w:szCs w:val="20"/>
+              </w:rPr>
+            </w:pPr>
             <w:r>
               <w:rPr>
                 <w:color w:val="000000"/>
-              </w:rPr>
-              <w:lastRenderedPageBreak/>
+                <w:sz w:val="20"/>
+                <w:szCs w:val="20"/>
+              </w:rPr>
               <w:t>HT-10</w:t>
             </w:r>
           </w:p>
@@ -2450,9 +2864,17 @@
             <w:shd w:val="clear" w:color="auto" w:fill="FFFFFF"/>
           </w:tcPr>
           <w:p>
+            <w:pPr>
+              <w:rPr>
+                <w:sz w:val="20"/>
+                <w:szCs w:val="20"/>
+              </w:rPr>
+            </w:pPr>
             <w:r>
               <w:rPr>
                 <w:color w:val="000000"/>
+                <w:sz w:val="20"/>
+                <w:szCs w:val="20"/>
               </w:rPr>
               <w:t>Suite de pruebas automatizadas: requerimientos de compra y reactivación de materiales</w:t>
             </w:r>
@@ -2464,9 +2886,17 @@
             <w:shd w:val="clear" w:color="auto" w:fill="FFFFFF"/>
           </w:tcPr>
           <w:p>
+            <w:pPr>
+              <w:rPr>
+                <w:sz w:val="20"/>
+                <w:szCs w:val="20"/>
+              </w:rPr>
+            </w:pPr>
             <w:r>
               <w:rPr>
                 <w:color w:val="000000"/>
+                <w:sz w:val="20"/>
+                <w:szCs w:val="20"/>
               </w:rPr>
               <w:t>HT</w:t>
             </w:r>
@@ -2478,9 +2908,17 @@
             <w:shd w:val="clear" w:color="auto" w:fill="FFFFFF"/>
           </w:tcPr>
           <w:p>
+            <w:pPr>
+              <w:rPr>
+                <w:sz w:val="20"/>
+                <w:szCs w:val="20"/>
+              </w:rPr>
+            </w:pPr>
             <w:r>
               <w:rPr>
                 <w:color w:val="000000"/>
+                <w:sz w:val="20"/>
+                <w:szCs w:val="20"/>
               </w:rPr>
               <w:t>Calidad</w:t>
             </w:r>
@@ -2492,9 +2930,17 @@
             <w:shd w:val="clear" w:color="auto" w:fill="FFFFFF"/>
           </w:tcPr>
           <w:p>
+            <w:pPr>
+              <w:rPr>
+                <w:sz w:val="20"/>
+                <w:szCs w:val="20"/>
+              </w:rPr>
+            </w:pPr>
             <w:r>
               <w:rPr>
                 <w:color w:val="000000"/>
+                <w:sz w:val="20"/>
+                <w:szCs w:val="20"/>
               </w:rPr>
               <w:t>5</w:t>
             </w:r>
@@ -2506,9 +2952,17 @@
             <w:shd w:val="clear" w:color="auto" w:fill="FFFFFF"/>
           </w:tcPr>
           <w:p>
+            <w:pPr>
+              <w:rPr>
+                <w:sz w:val="20"/>
+                <w:szCs w:val="20"/>
+              </w:rPr>
+            </w:pPr>
             <w:r>
               <w:rPr>
                 <w:color w:val="000000"/>
+                <w:sz w:val="20"/>
+                <w:szCs w:val="20"/>
               </w:rPr>
               <w:t>5</w:t>
             </w:r>
@@ -2520,9 +2974,17 @@
             <w:shd w:val="clear" w:color="auto" w:fill="E2EFDA"/>
           </w:tcPr>
           <w:p>
+            <w:pPr>
+              <w:rPr>
+                <w:sz w:val="20"/>
+                <w:szCs w:val="20"/>
+              </w:rPr>
+            </w:pPr>
             <w:r>
               <w:rPr>
                 <w:color w:val="000000"/>
+                <w:sz w:val="20"/>
+                <w:szCs w:val="20"/>
               </w:rPr>
               <w:t>Completado</w:t>
             </w:r>
@@ -2534,9 +2996,17 @@
             <w:shd w:val="clear" w:color="auto" w:fill="FFFFFF"/>
           </w:tcPr>
           <w:p>
+            <w:pPr>
+              <w:rPr>
+                <w:sz w:val="20"/>
+                <w:szCs w:val="20"/>
+              </w:rPr>
+            </w:pPr>
             <w:r>
               <w:rPr>
                 <w:color w:val="000000"/>
+                <w:sz w:val="20"/>
+                <w:szCs w:val="20"/>
               </w:rPr>
               <w:t>18/18 pruebas PASS. Cobertura: Compras RBAC, aprobación/rechazo, reactivación.</w:t>
             </w:r>
@@ -2549,6 +3019,7 @@
         <w:pStyle w:val="Ttulo1"/>
       </w:pPr>
       <w:r>
+        <w:lastRenderedPageBreak/>
         <w:t>7. Verificación de compromisos del Sprint 03 (sección 8.3)</w:t>
       </w:r>
     </w:p>
@@ -3242,7 +3713,6 @@
         <w:pStyle w:val="Ttulo2"/>
       </w:pPr>
       <w:r>
-        <w:lastRenderedPageBreak/>
         <w:t>8.2 Que se puede mejorar (MEJORAR)</w:t>
       </w:r>
     </w:p>
@@ -3540,6 +4010,7 @@
           </w:tcPr>
           <w:p>
             <w:r>
+              <w:lastRenderedPageBreak/>
               <w:t>Story Points del sprint</w:t>
             </w:r>
           </w:p>
@@ -4206,14 +4677,56 @@
         <w:tblLook w:val="04A0" w:firstRow="1" w:lastRow="0" w:firstColumn="1" w:lastColumn="0" w:noHBand="0" w:noVBand="1"/>
       </w:tblPr>
       <w:tblGrid>
-        <w:gridCol w:w="2160"/>
-        <w:gridCol w:w="2160"/>
+        <w:gridCol w:w="675"/>
+        <w:gridCol w:w="3645"/>
         <w:gridCol w:w="2160"/>
         <w:gridCol w:w="2160"/>
       </w:tblGrid>
       <w:tr>
         <w:tc>
           <w:tcPr>
+            <w:tcW w:w="675" w:type="dxa"/>
+            <w:shd w:val="clear" w:color="auto" w:fill="1F3864"/>
+          </w:tcPr>
+          <w:p>
+            <w:pPr>
+              <w:rPr>
+                <w:szCs w:val="28"/>
+              </w:rPr>
+            </w:pPr>
+            <w:r>
+              <w:rPr>
+                <w:b/>
+                <w:color w:val="FFFFFF"/>
+                <w:szCs w:val="28"/>
+              </w:rPr>
+              <w:t>ID</w:t>
+            </w:r>
+          </w:p>
+        </w:tc>
+        <w:tc>
+          <w:tcPr>
+            <w:tcW w:w="3645" w:type="dxa"/>
+            <w:shd w:val="clear" w:color="auto" w:fill="1F3864"/>
+          </w:tcPr>
+          <w:p>
+            <w:pPr>
+              <w:rPr>
+                <w:szCs w:val="28"/>
+              </w:rPr>
+            </w:pPr>
+            <w:r>
+              <w:rPr>
+                <w:b/>
+                <w:color w:val="FFFFFF"/>
+                <w:szCs w:val="28"/>
+              </w:rPr>
+              <w:t>Descripción</w:t>
+            </w:r>
+          </w:p>
+        </w:tc>
+        <w:tc>
+          <w:tcPr>
             <w:tcW w:w="2160" w:type="dxa"/>
             <w:shd w:val="clear" w:color="auto" w:fill="1F3864"/>
           </w:tcPr>
@@ -4229,7 +4742,7 @@
                 <w:color w:val="FFFFFF"/>
                 <w:szCs w:val="28"/>
               </w:rPr>
-              <w:t>ID</w:t>
+              <w:t>Impacto</w:t>
             </w:r>
           </w:p>
         </w:tc>
@@ -4250,48 +4763,6 @@
                 <w:color w:val="FFFFFF"/>
                 <w:szCs w:val="28"/>
               </w:rPr>
-              <w:t>Descripción</w:t>
-            </w:r>
-          </w:p>
-        </w:tc>
-        <w:tc>
-          <w:tcPr>
-            <w:tcW w:w="2160" w:type="dxa"/>
-            <w:shd w:val="clear" w:color="auto" w:fill="1F3864"/>
-          </w:tcPr>
-          <w:p>
-            <w:pPr>
-              <w:rPr>
-                <w:szCs w:val="28"/>
-              </w:rPr>
-            </w:pPr>
-            <w:r>
-              <w:rPr>
-                <w:b/>
-                <w:color w:val="FFFFFF"/>
-                <w:szCs w:val="28"/>
-              </w:rPr>
-              <w:t>Impacto</w:t>
-            </w:r>
-          </w:p>
-        </w:tc>
-        <w:tc>
-          <w:tcPr>
-            <w:tcW w:w="2160" w:type="dxa"/>
-            <w:shd w:val="clear" w:color="auto" w:fill="1F3864"/>
-          </w:tcPr>
-          <w:p>
-            <w:pPr>
-              <w:rPr>
-                <w:szCs w:val="28"/>
-              </w:rPr>
-            </w:pPr>
-            <w:r>
-              <w:rPr>
-                <w:b/>
-                <w:color w:val="FFFFFF"/>
-                <w:szCs w:val="28"/>
-              </w:rPr>
               <w:t>Resolución</w:t>
             </w:r>
           </w:p>
@@ -4300,7 +4771,7 @@
       <w:tr>
         <w:tc>
           <w:tcPr>
-            <w:tcW w:w="2160" w:type="dxa"/>
+            <w:tcW w:w="675" w:type="dxa"/>
             <w:shd w:val="clear" w:color="auto" w:fill="E2EFDA"/>
           </w:tcPr>
           <w:p>
@@ -4320,7 +4791,7 @@
         </w:tc>
         <w:tc>
           <w:tcPr>
-            <w:tcW w:w="2160" w:type="dxa"/>
+            <w:tcW w:w="3645" w:type="dxa"/>
             <w:shd w:val="clear" w:color="auto" w:fill="E2EFDA"/>
           </w:tcPr>
           <w:p>
@@ -4331,9 +4802,30 @@
             </w:pPr>
             <w:r>
               <w:rPr>
-                <w:szCs w:val="28"/>
-              </w:rPr>
-              <w:t>No se registraron impedimentos ni bloqueos en el Sprint 04.</w:t>
+                <w:rFonts w:ascii="Calibri" w:hAnsi="Calibri"/>
+                <w:i/>
+                <w:color w:val="595959"/>
+                <w:szCs w:val="28"/>
+              </w:rPr>
+              <w:t>No se registraron impedimentos ni bloqueos en el Sprint 0</w:t>
+            </w:r>
+            <w:r>
+              <w:rPr>
+                <w:rFonts w:ascii="Calibri" w:hAnsi="Calibri"/>
+                <w:i/>
+                <w:color w:val="595959"/>
+                <w:szCs w:val="28"/>
+              </w:rPr>
+              <w:t>4</w:t>
+            </w:r>
+            <w:r>
+              <w:rPr>
+                <w:rFonts w:ascii="Calibri" w:hAnsi="Calibri"/>
+                <w:i/>
+                <w:color w:val="595959"/>
+                <w:szCs w:val="28"/>
+              </w:rPr>
+              <w:t>.</w:t>
             </w:r>
           </w:p>
         </w:tc>
@@ -4544,7 +5036,6 @@
                 <w:color w:val="000000"/>
                 <w:szCs w:val="28"/>
               </w:rPr>
-              <w:lastRenderedPageBreak/>
               <w:t>2</w:t>
             </w:r>
           </w:p>
@@ -4800,13 +5291,13 @@
         <w:tblLook w:val="04A0" w:firstRow="1" w:lastRow="0" w:firstColumn="1" w:lastColumn="0" w:noHBand="0" w:noVBand="1"/>
       </w:tblPr>
       <w:tblGrid>
-        <w:gridCol w:w="4320"/>
-        <w:gridCol w:w="4320"/>
+        <w:gridCol w:w="2943"/>
+        <w:gridCol w:w="5697"/>
       </w:tblGrid>
       <w:tr>
         <w:tc>
           <w:tcPr>
-            <w:tcW w:w="4320" w:type="dxa"/>
+            <w:tcW w:w="2943" w:type="dxa"/>
             <w:shd w:val="clear" w:color="auto" w:fill="D9E1F2"/>
           </w:tcPr>
           <w:p>
@@ -4826,7 +5317,7 @@
         </w:tc>
         <w:tc>
           <w:tcPr>
-            <w:tcW w:w="4320" w:type="dxa"/>
+            <w:tcW w:w="5697" w:type="dxa"/>
           </w:tcPr>
           <w:p>
             <w:pPr>
@@ -4846,7 +5337,7 @@
       <w:tr>
         <w:tc>
           <w:tcPr>
-            <w:tcW w:w="4320" w:type="dxa"/>
+            <w:tcW w:w="2943" w:type="dxa"/>
             <w:shd w:val="clear" w:color="auto" w:fill="D9E1F2"/>
           </w:tcPr>
           <w:p>
@@ -4866,19 +5357,26 @@
         </w:tc>
         <w:tc>
           <w:tcPr>
-            <w:tcW w:w="4320" w:type="dxa"/>
-          </w:tcPr>
-          <w:p>
-            <w:pPr>
-              <w:rPr>
-                <w:szCs w:val="28"/>
-              </w:rPr>
-            </w:pPr>
-            <w:r>
-              <w:rPr>
-                <w:szCs w:val="28"/>
-              </w:rPr>
-              <w:t>El sistema cuenta con: autenticación JWT, CRUD de usuarios/proyectos, avances de obra, catálogo de materiales/bodega, requerimientos de compra con flujo de aprobación y reactivación de materiales.</w:t>
+            <w:tcW w:w="5697" w:type="dxa"/>
+          </w:tcPr>
+          <w:p>
+            <w:pPr>
+              <w:rPr>
+                <w:szCs w:val="28"/>
+              </w:rPr>
+            </w:pPr>
+            <w:r>
+              <w:rPr>
+                <w:szCs w:val="28"/>
+              </w:rPr>
+              <w:t xml:space="preserve">El sistema cuenta con: autenticación JWT, CRUD de usuarios/proyectos, avances de obra, catálogo de materiales/bodega, requerimientos de compra con flujo de </w:t>
+            </w:r>
+            <w:r>
+              <w:rPr>
+                <w:szCs w:val="28"/>
+              </w:rPr>
+              <w:lastRenderedPageBreak/>
+              <w:t>aprobación y reactivación de materiales.</w:t>
             </w:r>
           </w:p>
         </w:tc>
@@ -4886,7 +5384,7 @@
       <w:tr>
         <w:tc>
           <w:tcPr>
-            <w:tcW w:w="4320" w:type="dxa"/>
+            <w:tcW w:w="2943" w:type="dxa"/>
             <w:shd w:val="clear" w:color="auto" w:fill="D9E1F2"/>
           </w:tcPr>
           <w:p>
@@ -4900,13 +5398,14 @@
                 <w:b/>
                 <w:szCs w:val="28"/>
               </w:rPr>
+              <w:lastRenderedPageBreak/>
               <w:t>Satisfacción del equipo</w:t>
             </w:r>
           </w:p>
         </w:tc>
         <w:tc>
           <w:tcPr>
-            <w:tcW w:w="4320" w:type="dxa"/>
+            <w:tcW w:w="5697" w:type="dxa"/>
           </w:tcPr>
           <w:p>
             <w:pPr>
@@ -4926,7 +5425,7 @@
       <w:tr>
         <w:tc>
           <w:tcPr>
-            <w:tcW w:w="4320" w:type="dxa"/>
+            <w:tcW w:w="2943" w:type="dxa"/>
             <w:shd w:val="clear" w:color="auto" w:fill="D9E1F2"/>
           </w:tcPr>
           <w:p>
@@ -4946,7 +5445,7 @@
         </w:tc>
         <w:tc>
           <w:tcPr>
-            <w:tcW w:w="4320" w:type="dxa"/>
+            <w:tcW w:w="5697" w:type="dxa"/>
           </w:tcPr>
           <w:p>
             <w:pPr>
@@ -4979,10 +5478,10 @@
         <w:tblLook w:val="04A0" w:firstRow="1" w:lastRow="0" w:firstColumn="1" w:lastColumn="0" w:noHBand="0" w:noVBand="1"/>
       </w:tblPr>
       <w:tblGrid>
-        <w:gridCol w:w="4689"/>
-        <w:gridCol w:w="900"/>
-        <w:gridCol w:w="1660"/>
-        <w:gridCol w:w="1607"/>
+        <w:gridCol w:w="4392"/>
+        <w:gridCol w:w="1296"/>
+        <w:gridCol w:w="1618"/>
+        <w:gridCol w:w="1550"/>
       </w:tblGrid>
       <w:tr>
         <w:tc>
@@ -5274,15 +5773,7 @@
                 <w:color w:val="000000"/>
                 <w:szCs w:val="28"/>
               </w:rPr>
-              <w:t>INF-</w:t>
-            </w:r>
-            <w:r>
-              <w:rPr>
-                <w:color w:val="000000"/>
-                <w:szCs w:val="28"/>
-              </w:rPr>
-              <w:lastRenderedPageBreak/>
-              <w:t>PRU-SPR-04</w:t>
+              <w:t>INF-PRU-SPR-04</w:t>
             </w:r>
           </w:p>
         </w:tc>
@@ -5302,16 +5793,7 @@
                 <w:color w:val="000000"/>
                 <w:szCs w:val="28"/>
               </w:rPr>
-              <w:lastRenderedPageBreak/>
-              <w:t xml:space="preserve">18 casos de </w:t>
-            </w:r>
-            <w:r>
-              <w:rPr>
-                <w:color w:val="000000"/>
-                <w:szCs w:val="28"/>
-              </w:rPr>
-              <w:lastRenderedPageBreak/>
-              <w:t>prueba CP-051 a CP-068 (100% PASS), requerimientos de compra y reactivación.</w:t>
+              <w:t>18 casos de prueba CP-051 a CP-068 (100% PASS), requerimientos de compra y reactivación.</w:t>
             </w:r>
           </w:p>
         </w:tc>
@@ -5331,16 +5813,7 @@
                 <w:color w:val="000000"/>
                 <w:szCs w:val="28"/>
               </w:rPr>
-              <w:lastRenderedPageBreak/>
-              <w:t xml:space="preserve">Sección 5 </w:t>
-            </w:r>
-            <w:r>
-              <w:rPr>
-                <w:color w:val="000000"/>
-                <w:szCs w:val="28"/>
-              </w:rPr>
-              <w:lastRenderedPageBreak/>
-              <w:t>(DoD), Sección 8 (Categorías), Sección 9 (Métricas)</w:t>
+              <w:t>Sección 5 (DoD), Sección 8 (Categorías), Sección 9 (Métricas)</w:t>
             </w:r>
           </w:p>
         </w:tc>
@@ -5351,7 +5824,6 @@
         <w:pStyle w:val="Ttulo1"/>
       </w:pPr>
       <w:r>
-        <w:lastRenderedPageBreak/>
         <w:t>Glosario de Siglas</w:t>
       </w:r>
     </w:p>
@@ -6285,6 +6757,7 @@
                 <w:b/>
                 <w:szCs w:val="28"/>
               </w:rPr>
+              <w:lastRenderedPageBreak/>
               <w:t>Git</w:t>
             </w:r>
           </w:p>
@@ -6932,8 +7405,9 @@
   <w:style w:type="paragraph" w:default="1" w:styleId="Normal">
     <w:name w:val="Normal"/>
     <w:qFormat/>
-    <w:rsid w:val="00FC693F"/>
+    <w:rsid w:val="00EE447C"/>
     <w:rPr>
+      <w:rFonts w:asciiTheme="majorHAnsi" w:hAnsiTheme="majorHAnsi"/>
       <w:lang w:val="es-EC"/>
     </w:rPr>
   </w:style>
@@ -6944,15 +7418,15 @@
     <w:link w:val="Ttulo1Car"/>
     <w:uiPriority w:val="9"/>
     <w:qFormat/>
-    <w:rsid w:val="001E3D97"/>
+    <w:rsid w:val="00CA2BF2"/>
     <w:pPr>
       <w:keepNext/>
       <w:keepLines/>
-      <w:spacing w:before="120" w:after="120" w:line="240" w:lineRule="auto"/>
+      <w:spacing w:before="120" w:after="0" w:line="240" w:lineRule="auto"/>
       <w:outlineLvl w:val="0"/>
     </w:pPr>
     <w:rPr>
-      <w:rFonts w:asciiTheme="majorHAnsi" w:eastAsiaTheme="majorEastAsia" w:hAnsiTheme="majorHAnsi" w:cstheme="majorBidi"/>
+      <w:rFonts w:eastAsiaTheme="majorEastAsia" w:cstheme="majorBidi"/>
       <w:b/>
       <w:bCs/>
       <w:szCs w:val="28"/>
@@ -6987,7 +7461,7 @@
       <w:outlineLvl w:val="2"/>
     </w:pPr>
     <w:rPr>
-      <w:rFonts w:asciiTheme="majorHAnsi" w:eastAsiaTheme="majorEastAsia" w:hAnsiTheme="majorHAnsi" w:cstheme="majorBidi"/>
+      <w:rFonts w:eastAsiaTheme="majorEastAsia" w:cstheme="majorBidi"/>
       <w:b/>
       <w:bCs/>
       <w:color w:val="4F81BD" w:themeColor="accent1"/>
@@ -7010,7 +7484,7 @@
       <w:outlineLvl w:val="3"/>
     </w:pPr>
     <w:rPr>
-      <w:rFonts w:asciiTheme="majorHAnsi" w:eastAsiaTheme="majorEastAsia" w:hAnsiTheme="majorHAnsi" w:cstheme="majorBidi"/>
+      <w:rFonts w:eastAsiaTheme="majorEastAsia" w:cstheme="majorBidi"/>
       <w:b/>
       <w:bCs/>
       <w:i/>
@@ -7035,7 +7509,7 @@
       <w:outlineLvl w:val="4"/>
     </w:pPr>
     <w:rPr>
-      <w:rFonts w:asciiTheme="majorHAnsi" w:eastAsiaTheme="majorEastAsia" w:hAnsiTheme="majorHAnsi" w:cstheme="majorBidi"/>
+      <w:rFonts w:eastAsiaTheme="majorEastAsia" w:cstheme="majorBidi"/>
       <w:color w:val="243F60" w:themeColor="accent1" w:themeShade="7F"/>
     </w:rPr>
   </w:style>
@@ -7056,7 +7530,7 @@
       <w:outlineLvl w:val="5"/>
     </w:pPr>
     <w:rPr>
-      <w:rFonts w:asciiTheme="majorHAnsi" w:eastAsiaTheme="majorEastAsia" w:hAnsiTheme="majorHAnsi" w:cstheme="majorBidi"/>
+      <w:rFonts w:eastAsiaTheme="majorEastAsia" w:cstheme="majorBidi"/>
       <w:i/>
       <w:iCs/>
       <w:color w:val="243F60" w:themeColor="accent1" w:themeShade="7F"/>
@@ -7079,7 +7553,7 @@
       <w:outlineLvl w:val="6"/>
     </w:pPr>
     <w:rPr>
-      <w:rFonts w:asciiTheme="majorHAnsi" w:eastAsiaTheme="majorEastAsia" w:hAnsiTheme="majorHAnsi" w:cstheme="majorBidi"/>
+      <w:rFonts w:eastAsiaTheme="majorEastAsia" w:cstheme="majorBidi"/>
       <w:i/>
       <w:iCs/>
       <w:color w:val="404040" w:themeColor="text1" w:themeTint="BF"/>
@@ -7102,7 +7576,7 @@
       <w:outlineLvl w:val="7"/>
     </w:pPr>
     <w:rPr>
-      <w:rFonts w:asciiTheme="majorHAnsi" w:eastAsiaTheme="majorEastAsia" w:hAnsiTheme="majorHAnsi" w:cstheme="majorBidi"/>
+      <w:rFonts w:eastAsiaTheme="majorEastAsia" w:cstheme="majorBidi"/>
       <w:color w:val="4F81BD" w:themeColor="accent1"/>
       <w:sz w:val="20"/>
       <w:szCs w:val="20"/>
@@ -7125,7 +7599,7 @@
       <w:outlineLvl w:val="8"/>
     </w:pPr>
     <w:rPr>
-      <w:rFonts w:asciiTheme="majorHAnsi" w:eastAsiaTheme="majorEastAsia" w:hAnsiTheme="majorHAnsi" w:cstheme="majorBidi"/>
+      <w:rFonts w:eastAsiaTheme="majorEastAsia" w:cstheme="majorBidi"/>
       <w:i/>
       <w:iCs/>
       <w:color w:val="404040" w:themeColor="text1" w:themeTint="BF"/>
@@ -7218,7 +7692,7 @@
     <w:basedOn w:val="Fuentedeprrafopredeter"/>
     <w:link w:val="Ttulo1"/>
     <w:uiPriority w:val="9"/>
-    <w:rsid w:val="001E3D97"/>
+    <w:rsid w:val="00CA2BF2"/>
     <w:rPr>
       <w:rFonts w:asciiTheme="majorHAnsi" w:eastAsiaTheme="majorEastAsia" w:hAnsiTheme="majorHAnsi" w:cstheme="majorBidi"/>
       <w:b/>
@@ -7270,7 +7744,7 @@
       <w:contextualSpacing/>
     </w:pPr>
     <w:rPr>
-      <w:rFonts w:asciiTheme="majorHAnsi" w:eastAsiaTheme="majorEastAsia" w:hAnsiTheme="majorHAnsi" w:cstheme="majorBidi"/>
+      <w:rFonts w:eastAsiaTheme="majorEastAsia" w:cstheme="majorBidi"/>
       <w:color w:val="17365D" w:themeColor="text2" w:themeShade="BF"/>
       <w:spacing w:val="5"/>
       <w:kern w:val="28"/>
@@ -7307,7 +7781,7 @@
       </w:numPr>
     </w:pPr>
     <w:rPr>
-      <w:rFonts w:asciiTheme="majorHAnsi" w:eastAsiaTheme="majorEastAsia" w:hAnsiTheme="majorHAnsi" w:cstheme="majorBidi"/>
+      <w:rFonts w:eastAsiaTheme="majorEastAsia" w:cstheme="majorBidi"/>
       <w:i/>
       <w:iCs/>
       <w:color w:val="4F81BD" w:themeColor="accent1"/>
